--- a/dist/exports/kcet-straight-lines-and-pair-of-straight-lines_revision_notes.docx
+++ b/dist/exports/kcet-straight-lines-and-pair-of-straight-lines_revision_notes.docx
@@ -164,10 +164,10 @@
             <w:r>
               <w:rPr>
                 <w:b/>
-                <w:color w:val="2B6CB0"/>
+                <w:color w:val="718096"/>
                 <w:sz w:val="19"/>
               </w:rPr>
-              <w:t>High</w:t>
+              <w:t>Moderate</w:t>
             </w:r>
           </w:p>
         </w:tc>
@@ -189,7 +189,7 @@
                 <w:color w:val="2D3748"/>
                 <w:sz w:val="19"/>
               </w:rPr>
-              <w:t>Kcet Straight Lines And Pair Of Straight Lines - Core Application</w:t>
+              <w:t>Distance, Slopes &amp; Forms of Straight Line</w:t>
             </w:r>
           </w:p>
         </w:tc>
@@ -209,7 +209,7 @@
               <w:rPr>
                 <w:sz w:val="19"/>
               </w:rPr>
-              <w:t>12 PYQs</w:t>
+              <w:t>7 PYQs</w:t>
             </w:r>
           </w:p>
         </w:tc>
@@ -230,7 +230,94 @@
                 <w:color w:val="718096"/>
                 <w:sz w:val="19"/>
               </w:rPr>
-              <w:t>General Concept</w:t>
+              <w:t>Straight Lines</w:t>
+            </w:r>
+          </w:p>
+        </w:tc>
+      </w:tr>
+      <w:tr>
+        <w:tc>
+          <w:tcPr>
+            <w:tcW w:type="dxa" w:w="2160"/>
+            <w:shd w:fill="FFFFFF"/>
+            <w:tcMar>
+              <w:top w:w="80" w:type="dxa"/>
+              <w:bottom w:w="80" w:type="dxa"/>
+              <w:left w:w="150" w:type="dxa"/>
+              <w:right w:w="150" w:type="dxa"/>
+            </w:tcMar>
+          </w:tcPr>
+          <w:p>
+            <w:r>
+              <w:rPr>
+                <w:b/>
+                <w:color w:val="718096"/>
+                <w:sz w:val="19"/>
+              </w:rPr>
+              <w:t>Moderate</w:t>
+            </w:r>
+          </w:p>
+        </w:tc>
+        <w:tc>
+          <w:tcPr>
+            <w:tcW w:type="dxa" w:w="4320"/>
+            <w:shd w:fill="FFFFFF"/>
+            <w:tcMar>
+              <w:top w:w="80" w:type="dxa"/>
+              <w:bottom w:w="80" w:type="dxa"/>
+              <w:left w:w="150" w:type="dxa"/>
+              <w:right w:w="150" w:type="dxa"/>
+            </w:tcMar>
+          </w:tcPr>
+          <w:p>
+            <w:r>
+              <w:rPr>
+                <w:b/>
+                <w:color w:val="2D3748"/>
+                <w:sz w:val="19"/>
+              </w:rPr>
+              <w:t>Pair of Straight Lines &amp; Angle Bisectors</w:t>
+            </w:r>
+          </w:p>
+        </w:tc>
+        <w:tc>
+          <w:tcPr>
+            <w:tcW w:type="dxa" w:w="1728"/>
+            <w:shd w:fill="FFFFFF"/>
+            <w:tcMar>
+              <w:top w:w="80" w:type="dxa"/>
+              <w:bottom w:w="80" w:type="dxa"/>
+              <w:left w:w="150" w:type="dxa"/>
+              <w:right w:w="150" w:type="dxa"/>
+            </w:tcMar>
+          </w:tcPr>
+          <w:p>
+            <w:r>
+              <w:rPr>
+                <w:sz w:val="19"/>
+              </w:rPr>
+              <w:t>6 PYQs</w:t>
+            </w:r>
+          </w:p>
+        </w:tc>
+        <w:tc>
+          <w:tcPr>
+            <w:tcW w:type="dxa" w:w="1872"/>
+            <w:shd w:fill="FFFFFF"/>
+            <w:tcMar>
+              <w:top w:w="80" w:type="dxa"/>
+              <w:bottom w:w="80" w:type="dxa"/>
+              <w:left w:w="150" w:type="dxa"/>
+              <w:right w:w="150" w:type="dxa"/>
+            </w:tcMar>
+          </w:tcPr>
+          <w:p>
+            <w:r>
+              <w:rPr>
+                <w:color w:val="718096"/>
+                <w:sz w:val="19"/>
+              </w:rPr>
+              <w:t>Homogeneous Lines</w:t>
             </w:r>
           </w:p>
         </w:tc>
@@ -311,6 +398,98 @@
           </w:p>
         </w:tc>
       </w:tr>
+      <w:tr>
+        <w:tc>
+          <w:tcPr>
+            <w:tcW w:type="dxa" w:w="3600"/>
+            <w:shd w:fill="F7FAFC"/>
+            <w:tcMar>
+              <w:top w:w="100" w:type="dxa"/>
+              <w:bottom w:w="100" w:type="dxa"/>
+              <w:left w:w="150" w:type="dxa"/>
+              <w:right w:w="150" w:type="dxa"/>
+            </w:tcMar>
+          </w:tcPr>
+          <w:p>
+            <w:r>
+              <w:rPr>
+                <w:b/>
+                <w:color w:val="1A365D"/>
+                <w:sz w:val="19"/>
+              </w:rPr>
+              <w:t>Distance, Slopes &amp; Forms of Straight Line</w:t>
+            </w:r>
+          </w:p>
+        </w:tc>
+        <w:tc>
+          <w:tcPr>
+            <w:tcW w:type="dxa" w:w="6480"/>
+            <w:shd w:fill="F7FAFC"/>
+            <w:tcMar>
+              <w:top w:w="100" w:type="dxa"/>
+              <w:bottom w:w="100" w:type="dxa"/>
+              <w:left w:w="150" w:type="dxa"/>
+              <w:right w:w="150" w:type="dxa"/>
+            </w:tcMar>
+          </w:tcPr>
+          <w:p>
+            <w:r>
+              <w:rPr>
+                <w:rFonts w:ascii="Cambria Math" w:hAnsi="Cambria Math"/>
+                <w:color w:val="2D3748"/>
+                <w:sz w:val="19"/>
+              </w:rPr>
+              <w:t>d = \frac{|a x_1 + b y_1 + c|}{\sqrt{a^2 + b^2}}, \quad d_{\text{parallel}} = \frac{|c_1 - c_2|}{\sqrt{a^2 + b^2}}, \quad \text{Foot: } \frac{x - x_1}{a} = \frac{y - y_1}{b} = -\frac{ax_1 + by_1 + c}{a^2 + b^2}</w:t>
+            </w:r>
+          </w:p>
+        </w:tc>
+      </w:tr>
+      <w:tr>
+        <w:tc>
+          <w:tcPr>
+            <w:tcW w:type="dxa" w:w="3600"/>
+            <w:shd w:fill="FFFFFF"/>
+            <w:tcMar>
+              <w:top w:w="100" w:type="dxa"/>
+              <w:bottom w:w="100" w:type="dxa"/>
+              <w:left w:w="150" w:type="dxa"/>
+              <w:right w:w="150" w:type="dxa"/>
+            </w:tcMar>
+          </w:tcPr>
+          <w:p>
+            <w:r>
+              <w:rPr>
+                <w:b/>
+                <w:color w:val="1A365D"/>
+                <w:sz w:val="19"/>
+              </w:rPr>
+              <w:t>Pair of Straight Lines &amp; Angle Bisectors</w:t>
+            </w:r>
+          </w:p>
+        </w:tc>
+        <w:tc>
+          <w:tcPr>
+            <w:tcW w:type="dxa" w:w="6480"/>
+            <w:shd w:fill="FFFFFF"/>
+            <w:tcMar>
+              <w:top w:w="100" w:type="dxa"/>
+              <w:bottom w:w="100" w:type="dxa"/>
+              <w:left w:w="150" w:type="dxa"/>
+              <w:right w:w="150" w:type="dxa"/>
+            </w:tcMar>
+          </w:tcPr>
+          <w:p>
+            <w:r>
+              <w:rPr>
+                <w:rFonts w:ascii="Cambria Math" w:hAnsi="Cambria Math"/>
+                <w:color w:val="2D3748"/>
+                <w:sz w:val="19"/>
+              </w:rPr>
+              <w:t>\tan\theta = \left|\frac{2\sqrt{h^2 - ab}}{a + b}\right|, \quad \text{Perpendicular } \iff a + b = 0, \quad \text{Coincident } \iff h^2 = ab, \quad \frac{x^2 - y^2}{a - b} = \frac{xy}{h}</w:t>
+            </w:r>
+          </w:p>
+        </w:tc>
+      </w:tr>
     </w:tbl>
     <w:p>
       <w:pPr>
@@ -338,7 +517,7 @@
           <w:color w:val="2B6CB0"/>
           <w:sz w:val="24"/>
         </w:rPr>
-        <w:t>3.1 Kcet Straight Lines And Pair Of Straight Lines - Core Application (High Yield — 12 PYQs)</w:t>
+        <w:t>3.1 Distance, Slopes &amp; Forms of Straight Line (Moderate Yield — 7 PYQs)</w:t>
       </w:r>
     </w:p>
     <w:p>
@@ -353,7 +532,7 @@
         <w:rPr>
           <w:sz w:val="20"/>
         </w:rPr>
-        <w:t>Key problem pattern in Kcet Straight Lines And Pair Of Straight Lines.</w:t>
+        <w:t>Linear equations, distance formulas, family of lines L_1 + λ L_2 = 0, and coordinates of reflections (images) in lines.</w:t>
       </w:r>
     </w:p>
     <w:tbl>
@@ -391,7 +570,7 @@
                 <w:color w:val="2D3748"/>
                 <w:sz w:val="19"/>
               </w:rPr>
-              <w:t>Watch for algebraic and sign errors.</w:t>
+              <w:t>For distance between parallel lines, ensure coefficients of x and y are MADE IDENTICAL before subtracting c_1 - c_2.</w:t>
             </w:r>
           </w:p>
         </w:tc>
@@ -432,7 +611,215 @@
                 <w:color w:val="2D3748"/>
                 <w:sz w:val="19"/>
               </w:rPr>
-              <w:t>Verify dimensions and boundary conditions.</w:t>
+              <w:t>Image of point (x_1, y_1) in line ax + by + c = 0 is given by (x - x_1 / a) = (y - y_1 / b) = -2(ax_1 + by_1 + c / a^2 + b^2).</w:t>
+            </w:r>
+          </w:p>
+        </w:tc>
+      </w:tr>
+    </w:tbl>
+    <w:p>
+      <w:pPr>
+        <w:spacing w:before="120" w:after="40"/>
+      </w:pPr>
+      <w:r>
+        <w:rPr>
+          <w:b/>
+          <w:color w:val="1A365D"/>
+          <w:sz w:val="19"/>
+        </w:rPr>
+        <w:t>Source PYQs testing this concept:</w:t>
+      </w:r>
+    </w:p>
+    <w:p>
+      <w:pPr>
+        <w:pStyle w:val="ListBullet"/>
+        <w:spacing w:after="40"/>
+      </w:pPr>
+      <w:r>
+        <w:rPr>
+          <w:b/>
+          <w:sz w:val="18"/>
+        </w:rPr>
+        <w:t xml:space="preserve">[2025 Shift] Q#2 (MCQ): </w:t>
+      </w:r>
+      <w:r>
+        <w:rPr>
+          <w:sz w:val="18"/>
+        </w:rPr>
+        <w:t xml:space="preserve">"The system of equations 4x+6y=5 and 8x+12y=10 has..."  </w:t>
+      </w:r>
+      <w:r>
+        <w:rPr>
+          <w:b/>
+          <w:color w:val="2B6CB0"/>
+          <w:sz w:val="18"/>
+        </w:rPr>
+        <w:t>[Ans: N/A]</w:t>
+      </w:r>
+    </w:p>
+    <w:p>
+      <w:pPr>
+        <w:pStyle w:val="ListBullet"/>
+        <w:spacing w:after="40"/>
+      </w:pPr>
+      <w:r>
+        <w:rPr>
+          <w:b/>
+          <w:sz w:val="18"/>
+        </w:rPr>
+        <w:t xml:space="preserve">[2024 Shift] Q#4 (MCQ): </w:t>
+      </w:r>
+      <w:r>
+        <w:rPr>
+          <w:sz w:val="18"/>
+        </w:rPr>
+        <w:t xml:space="preserve">"The angle between the line x+y=3 and the line joining the points (1,1) and (-3,4) is..."  </w:t>
+      </w:r>
+      <w:r>
+        <w:rPr>
+          <w:b/>
+          <w:color w:val="2B6CB0"/>
+          <w:sz w:val="18"/>
+        </w:rPr>
+        <w:t>[Ans: N/A]</w:t>
+      </w:r>
+    </w:p>
+    <w:p>
+      <w:pPr>
+        <w:pStyle w:val="ListBullet"/>
+        <w:spacing w:after="40"/>
+      </w:pPr>
+      <w:r>
+        <w:rPr>
+          <w:b/>
+          <w:sz w:val="18"/>
+        </w:rPr>
+        <w:t xml:space="preserve">[2022 Shift] Q#2 (MCQ): </w:t>
+      </w:r>
+      <w:r>
+        <w:rPr>
+          <w:sz w:val="18"/>
+        </w:rPr>
+        <w:t xml:space="preserve">"If the straight line 2x-3y+17=0 is perpendicular to the line passing through the points (7,17) and (15,β) , then β equals..."  </w:t>
+      </w:r>
+      <w:r>
+        <w:rPr>
+          <w:b/>
+          <w:color w:val="2B6CB0"/>
+          <w:sz w:val="18"/>
+        </w:rPr>
+        <w:t>[Ans: N/A]</w:t>
+      </w:r>
+    </w:p>
+    <w:p>
+      <w:pPr>
+        <w:spacing w:after="120"/>
+      </w:pPr>
+    </w:p>
+    <w:p>
+      <w:pPr>
+        <w:pStyle w:val="Heading2"/>
+      </w:pPr>
+      <w:r>
+        <w:rPr>
+          <w:color w:val="2B6CB0"/>
+          <w:sz w:val="24"/>
+        </w:rPr>
+        <w:t>3.2 Pair of Straight Lines &amp; Angle Bisectors (Moderate Yield — 6 PYQs)</w:t>
+      </w:r>
+    </w:p>
+    <w:p>
+      <w:r>
+        <w:rPr>
+          <w:b/>
+          <w:sz w:val="20"/>
+        </w:rPr>
+        <w:t xml:space="preserve">Core Principle: </w:t>
+      </w:r>
+      <w:r>
+        <w:rPr>
+          <w:sz w:val="20"/>
+        </w:rPr>
+        <w:t>Joint equations of lines through origin, condition of perpendicularity (a + b = 0), and joint equation of angle bisectors.</w:t>
+      </w:r>
+    </w:p>
+    <w:tbl>
+      <w:tblPr>
+        <w:tblW w:type="auto" w:w="0"/>
+        <w:jc w:val="center"/>
+        <w:tblLook w:firstColumn="1" w:firstRow="1" w:lastColumn="0" w:lastRow="0" w:noHBand="0" w:noVBand="1" w:val="04A0"/>
+      </w:tblPr>
+      <w:tblGrid>
+        <w:gridCol w:w="10080"/>
+      </w:tblGrid>
+      <w:tr>
+        <w:tc>
+          <w:tcPr>
+            <w:tcW w:type="dxa" w:w="10080"/>
+            <w:shd w:fill="FFF5F5"/>
+            <w:tcMar>
+              <w:top w:w="100" w:type="dxa"/>
+              <w:bottom w:w="100" w:type="dxa"/>
+              <w:left w:w="150" w:type="dxa"/>
+              <w:right w:w="150" w:type="dxa"/>
+            </w:tcMar>
+          </w:tcPr>
+          <w:p>
+            <w:r>
+              <w:rPr>
+                <w:b/>
+                <w:color w:val="C53030"/>
+                <w:sz w:val="19"/>
+              </w:rPr>
+              <w:t xml:space="preserve">⚠️ Common Trap / JEE Pitfall: </w:t>
+            </w:r>
+            <w:r>
+              <w:rPr>
+                <w:color w:val="2D3748"/>
+                <w:sz w:val="19"/>
+              </w:rPr>
+              <w:t>If a + b = 0, the lines represented by ax^2 + 2hxy + by^2 = 0 are mutually perpendicular regardless of value of h.</w:t>
+            </w:r>
+          </w:p>
+        </w:tc>
+      </w:tr>
+    </w:tbl>
+    <w:tbl>
+      <w:tblPr>
+        <w:tblW w:type="auto" w:w="0"/>
+        <w:jc w:val="center"/>
+        <w:tblLook w:firstColumn="1" w:firstRow="1" w:lastColumn="0" w:lastRow="0" w:noHBand="0" w:noVBand="1" w:val="04A0"/>
+      </w:tblPr>
+      <w:tblGrid>
+        <w:gridCol w:w="10080"/>
+      </w:tblGrid>
+      <w:tr>
+        <w:tc>
+          <w:tcPr>
+            <w:tcW w:type="dxa" w:w="10080"/>
+            <w:shd w:fill="F0FFF4"/>
+            <w:tcMar>
+              <w:top w:w="100" w:type="dxa"/>
+              <w:bottom w:w="100" w:type="dxa"/>
+              <w:left w:w="150" w:type="dxa"/>
+              <w:right w:w="150" w:type="dxa"/>
+            </w:tcMar>
+          </w:tcPr>
+          <w:p>
+            <w:r>
+              <w:rPr>
+                <w:b/>
+                <w:color w:val="276749"/>
+                <w:sz w:val="19"/>
+              </w:rPr>
+              <w:t xml:space="preserve">💡 Speed Hack / Trick: </w:t>
+            </w:r>
+            <w:r>
+              <w:rPr>
+                <w:color w:val="2D3748"/>
+                <w:sz w:val="19"/>
+              </w:rPr>
+              <w:t>General second degree equation represents pair of lines if Δ = abc + 2fgh - af^2 - bg^2 - ch^2 = 0.</w:t>
             </w:r>
           </w:p>
         </w:tc>
@@ -488,13 +875,13 @@
           <w:b/>
           <w:sz w:val="18"/>
         </w:rPr>
-        <w:t xml:space="preserve">[2025 Shift] Q#2 (MCQ): </w:t>
+        <w:t xml:space="preserve">[2025 Shift] Q#3 (MCQ): </w:t>
       </w:r>
       <w:r>
         <w:rPr>
           <w:sz w:val="18"/>
         </w:rPr>
-        <w:t xml:space="preserve">"The system of equations 4x+6y=5 and 8x+12y=10 has..."  </w:t>
+        <w:t xml:space="preserve">"A line passes through (-1,-3) and perpendicular to x+6y=5 . Its x intercept is..."  </w:t>
       </w:r>
       <w:r>
         <w:rPr>
@@ -515,13 +902,13 @@
           <w:b/>
           <w:sz w:val="18"/>
         </w:rPr>
-        <w:t xml:space="preserve">[2025 Shift] Q#3 (MCQ): </w:t>
+        <w:t xml:space="preserve">[2023 Shift] Q#1 (MCQ): </w:t>
       </w:r>
       <w:r>
         <w:rPr>
           <w:sz w:val="18"/>
         </w:rPr>
-        <w:t xml:space="preserve">"A line passes through (-1,-3) and perpendicular to x+6y=5 . Its x intercept is..."  </w:t>
+        <w:t xml:space="preserve">"A line passes through (2,2) and is perpendicular to the line 3x+y=3 . Its y -intercept is..."  </w:t>
       </w:r>
       <w:r>
         <w:rPr>
@@ -660,6 +1047,127 @@
               <w:t>Solution Analysis:</w:t>
               <w:br/>
               <w:t>Let the points on line segment L_(1) be A(-1,2)andB(3,6) The line L_(2) divides this segment internally in the ratio 1:3 . Using the section formula, the point of division P is P((1 · 3+3 · (-1) / 1+3),(1 · 6+3 · 2 / 1+3)) P((3-3 / 4),(6+6 / 4)) P(0,3) So, line L_(2) passes through the points (3,-1) and (0,3) . Now find its slope: m=(3-(-1) / 0-3) m=(4 / -3)=-(4 / 3) Using point-slope form with point (0,3) : y-3=-(4 / 3)(x-0) 3y-9=-4x 4x+3y-9=0 So, the equation of line L_(2) is 4x+3y-9=0 Correct option: Option C.</w:t>
+            </w:r>
+          </w:p>
+        </w:tc>
+      </w:tr>
+    </w:tbl>
+    <w:p>
+      <w:pPr>
+        <w:spacing w:after="120"/>
+      </w:pPr>
+    </w:p>
+    <w:p>
+      <w:pPr>
+        <w:spacing w:before="160" w:after="40"/>
+      </w:pPr>
+      <w:r>
+        <w:rPr>
+          <w:b/>
+          <w:color w:val="1A365D"/>
+          <w:sz w:val="22"/>
+        </w:rPr>
+        <w:t>Benchmark Problem 2: KCET 2025 (Q#2)</w:t>
+      </w:r>
+    </w:p>
+    <w:p>
+      <w:pPr>
+        <w:spacing w:after="80"/>
+      </w:pPr>
+      <w:r>
+        <w:rPr>
+          <w:sz w:val="20"/>
+        </w:rPr>
+        <w:t>The system of equations 4x+6y=5 and 8x+12y=10 has</w:t>
+      </w:r>
+    </w:p>
+    <w:p>
+      <w:pPr>
+        <w:pStyle w:val="ListBullet"/>
+        <w:spacing w:after="20"/>
+      </w:pPr>
+      <w:r>
+        <w:rPr>
+          <w:sz w:val="19"/>
+        </w:rPr>
+        <w:t>(A) No solution</w:t>
+      </w:r>
+    </w:p>
+    <w:p>
+      <w:pPr>
+        <w:pStyle w:val="ListBullet"/>
+        <w:spacing w:after="20"/>
+      </w:pPr>
+      <w:r>
+        <w:rPr>
+          <w:sz w:val="19"/>
+        </w:rPr>
+        <w:t>(B) Infinitely many solutions</w:t>
+      </w:r>
+    </w:p>
+    <w:p>
+      <w:pPr>
+        <w:pStyle w:val="ListBullet"/>
+        <w:spacing w:after="20"/>
+      </w:pPr>
+      <w:r>
+        <w:rPr>
+          <w:sz w:val="19"/>
+        </w:rPr>
+        <w:t>(C) unique solution</w:t>
+      </w:r>
+    </w:p>
+    <w:p>
+      <w:pPr>
+        <w:pStyle w:val="ListBullet"/>
+        <w:spacing w:after="20"/>
+      </w:pPr>
+      <w:r>
+        <w:rPr>
+          <w:sz w:val="19"/>
+        </w:rPr>
+        <w:t>(D) Only two solutions</w:t>
+      </w:r>
+    </w:p>
+    <w:tbl>
+      <w:tblPr>
+        <w:tblW w:type="auto" w:w="0"/>
+        <w:jc w:val="center"/>
+        <w:tblLook w:firstColumn="1" w:firstRow="1" w:lastColumn="0" w:lastRow="0" w:noHBand="0" w:noVBand="1" w:val="04A0"/>
+      </w:tblPr>
+      <w:tblGrid>
+        <w:gridCol w:w="10080"/>
+      </w:tblGrid>
+      <w:tr>
+        <w:tc>
+          <w:tcPr>
+            <w:tcW w:type="dxa" w:w="10080"/>
+            <w:shd w:fill="F7FAFC"/>
+            <w:tcMar>
+              <w:top w:w="100" w:type="dxa"/>
+              <w:bottom w:w="100" w:type="dxa"/>
+              <w:left w:w="150" w:type="dxa"/>
+              <w:right w:w="150" w:type="dxa"/>
+            </w:tcMar>
+          </w:tcPr>
+          <w:p>
+            <w:r>
+              <w:rPr>
+                <w:b/>
+                <w:color w:val="1A365D"/>
+                <w:sz w:val="19"/>
+              </w:rPr>
+              <w:t>Correct Answer: None</w:t>
+              <w:br/>
+            </w:r>
+            <w:r>
+              <w:rPr>
+                <w:color w:val="2D3748"/>
+                <w:sz w:val="18"/>
+              </w:rPr>
+              <w:t>Solution Analysis:</w:t>
+              <w:br/>
+              <w:t>Notice that the second equation is just twice the first: First equation: 4x+6y=5 Multiply both sides by 2: 8x+12y=10 Since both equations represent the same line, there are infinitely many solutions. Answer: Option B.</w:t>
             </w:r>
           </w:p>
         </w:tc>

--- a/dist/exports/kcet-straight-lines-and-pair-of-straight-lines_revision_notes.docx
+++ b/dist/exports/kcet-straight-lines-and-pair-of-straight-lines_revision_notes.docx
@@ -13,7 +13,7 @@
           <w:color w:val="1A365D"/>
           <w:sz w:val="44"/>
         </w:rPr>
-        <w:t>JEE MAIN REVISION MASTER: STRAIGHT LINES AND PAIR OF STRAIGHT LINES 2026 1 QUESTIONS 1.67% WEIGHTAGE ↓49.85%</w:t>
+        <w:t>JEE MAIN REVISION MASTER: STRAIGHT LINES AND PAIR OF STRAIGHT LINES</w:t>
       </w:r>
     </w:p>
     <w:p>
@@ -164,10 +164,10 @@
             <w:r>
               <w:rPr>
                 <w:b/>
-                <w:color w:val="718096"/>
+                <w:color w:val="2B6CB0"/>
                 <w:sz w:val="19"/>
               </w:rPr>
-              <w:t>Moderate</w:t>
+              <w:t>High</w:t>
             </w:r>
           </w:p>
         </w:tc>
@@ -209,7 +209,7 @@
               <w:rPr>
                 <w:sz w:val="19"/>
               </w:rPr>
-              <w:t>7 PYQs</w:t>
+              <w:t>8 PYQs</w:t>
             </w:r>
           </w:p>
         </w:tc>
@@ -296,7 +296,7 @@
               <w:rPr>
                 <w:sz w:val="19"/>
               </w:rPr>
-              <w:t>6 PYQs</w:t>
+              <w:t>5 PYQs</w:t>
             </w:r>
           </w:p>
         </w:tc>
@@ -517,7 +517,7 @@
           <w:color w:val="2B6CB0"/>
           <w:sz w:val="24"/>
         </w:rPr>
-        <w:t>3.1 Distance, Slopes &amp; Forms of Straight Line (Moderate Yield — 7 PYQs)</w:t>
+        <w:t>3.1 Distance, Slopes &amp; Forms of Straight Line (High Yield — 8 PYQs)</w:t>
       </w:r>
     </w:p>
     <w:p>
@@ -667,13 +667,13 @@
           <w:b/>
           <w:sz w:val="18"/>
         </w:rPr>
-        <w:t xml:space="preserve">[2024 Shift] Q#4 (MCQ): </w:t>
+        <w:t xml:space="preserve">[2025 Shift] Q#3 (MCQ): </w:t>
       </w:r>
       <w:r>
         <w:rPr>
           <w:sz w:val="18"/>
         </w:rPr>
-        <w:t xml:space="preserve">"The angle between the line x+y=3 and the line joining the points (1,1) and (-3,4) is..."  </w:t>
+        <w:t xml:space="preserve">"A line passes through (-1,-3) and perpendicular to x+6y=5 . Its x intercept is..."  </w:t>
       </w:r>
       <w:r>
         <w:rPr>
@@ -694,13 +694,13 @@
           <w:b/>
           <w:sz w:val="18"/>
         </w:rPr>
-        <w:t xml:space="preserve">[2022 Shift] Q#2 (MCQ): </w:t>
+        <w:t xml:space="preserve">[2024 Shift] Q#4 (MCQ): </w:t>
       </w:r>
       <w:r>
         <w:rPr>
           <w:sz w:val="18"/>
         </w:rPr>
-        <w:t xml:space="preserve">"If the straight line 2x-3y+17=0 is perpendicular to the line passing through the points (7,17) and (15,β) , then β equals..."  </w:t>
+        <w:t xml:space="preserve">"The angle between the line x+y=3 and the line joining the points (1,1) and (-3,4) is..."  </w:t>
       </w:r>
       <w:r>
         <w:rPr>
@@ -725,7 +725,7 @@
           <w:color w:val="2B6CB0"/>
           <w:sz w:val="24"/>
         </w:rPr>
-        <w:t>3.2 Pair of Straight Lines &amp; Angle Bisectors (Moderate Yield — 6 PYQs)</w:t>
+        <w:t>3.2 Pair of Straight Lines &amp; Angle Bisectors (Moderate Yield — 5 PYQs)</w:t>
       </w:r>
     </w:p>
     <w:p>
@@ -875,13 +875,13 @@
           <w:b/>
           <w:sz w:val="18"/>
         </w:rPr>
-        <w:t xml:space="preserve">[2025 Shift] Q#3 (MCQ): </w:t>
+        <w:t xml:space="preserve">[2023 Shift] Q#1 (MCQ): </w:t>
       </w:r>
       <w:r>
         <w:rPr>
           <w:sz w:val="18"/>
         </w:rPr>
-        <w:t xml:space="preserve">"A line passes through (-1,-3) and perpendicular to x+6y=5 . Its x intercept is..."  </w:t>
+        <w:t xml:space="preserve">"A line passes through (2,2) and is perpendicular to the line 3x+y=3 . Its y -intercept is..."  </w:t>
       </w:r>
       <w:r>
         <w:rPr>
@@ -902,13 +902,13 @@
           <w:b/>
           <w:sz w:val="18"/>
         </w:rPr>
-        <w:t xml:space="preserve">[2023 Shift] Q#1 (MCQ): </w:t>
+        <w:t xml:space="preserve">[2022 Shift] Q#2 (MCQ): </w:t>
       </w:r>
       <w:r>
         <w:rPr>
           <w:sz w:val="18"/>
         </w:rPr>
-        <w:t xml:space="preserve">"A line passes through (2,2) and is perpendicular to the line 3x+y=3 . Its y -intercept is..."  </w:t>
+        <w:t xml:space="preserve">"If the straight line 2x-3y+17=0 is perpendicular to the line passing through the points (7,17) and (15,β) , then β equals..."  </w:t>
       </w:r>
       <w:r>
         <w:rPr>

--- a/dist/exports/kcet-straight-lines-and-pair-of-straight-lines_revision_notes.docx
+++ b/dist/exports/kcet-straight-lines-and-pair-of-straight-lines_revision_notes.docx
@@ -189,7 +189,7 @@
                 <w:color w:val="2D3748"/>
                 <w:sz w:val="19"/>
               </w:rPr>
-              <w:t>Distance, Slopes &amp; Forms of Straight Line</w:t>
+              <w:t>Forms of Straight Line &amp; Distance Formulas</w:t>
             </w:r>
           </w:p>
         </w:tc>
@@ -230,7 +230,7 @@
                 <w:color w:val="718096"/>
                 <w:sz w:val="19"/>
               </w:rPr>
-              <w:t>Straight Lines</w:t>
+              <w:t>Coordinate Geometry</w:t>
             </w:r>
           </w:p>
         </w:tc>
@@ -276,7 +276,7 @@
                 <w:color w:val="2D3748"/>
                 <w:sz w:val="19"/>
               </w:rPr>
-              <w:t>Pair of Straight Lines &amp; Angle Bisectors</w:t>
+              <w:t>Pair of Straight Lines Through Origin</w:t>
             </w:r>
           </w:p>
         </w:tc>
@@ -296,7 +296,7 @@
               <w:rPr>
                 <w:sz w:val="19"/>
               </w:rPr>
-              <w:t>5 PYQs</w:t>
+              <w:t>4 PYQs</w:t>
             </w:r>
           </w:p>
         </w:tc>
@@ -317,7 +317,7 @@
                 <w:color w:val="718096"/>
                 <w:sz w:val="19"/>
               </w:rPr>
-              <w:t>Homogeneous Lines</w:t>
+              <w:t>Pair of Lines</w:t>
             </w:r>
           </w:p>
         </w:tc>
@@ -417,7 +417,7 @@
                 <w:color w:val="1A365D"/>
                 <w:sz w:val="19"/>
               </w:rPr>
-              <w:t>Distance, Slopes &amp; Forms of Straight Line</w:t>
+              <w:t>Forms of Straight Line &amp; Distance Formulas</w:t>
             </w:r>
           </w:p>
         </w:tc>
@@ -439,7 +439,7 @@
                 <w:color w:val="2D3748"/>
                 <w:sz w:val="19"/>
               </w:rPr>
-              <w:t>d = \frac{|a x_1 + b y_1 + c|}{\sqrt{a^2 + b^2}}, \quad d_{\text{parallel}} = \frac{|c_1 - c_2|}{\sqrt{a^2 + b^2}}, \quad \text{Foot: } \frac{x - x_1}{a} = \frac{y - y_1}{b} = -\frac{ax_1 + by_1 + c}{a^2 + b^2}</w:t>
+              <w:t>m_1 m_2 = -1 \iff L_1 \perp L_2, \quad d = \frac{|ax_1 + by_1 + c|}{\sqrt{a^2+b^2}}, \quad d_{\text{parallel}} = \frac{|c_1 - c_2|}{\sqrt{a^2+b^2}}</w:t>
             </w:r>
           </w:p>
         </w:tc>
@@ -463,7 +463,7 @@
                 <w:color w:val="1A365D"/>
                 <w:sz w:val="19"/>
               </w:rPr>
-              <w:t>Pair of Straight Lines &amp; Angle Bisectors</w:t>
+              <w:t>Pair of Straight Lines Through Origin</w:t>
             </w:r>
           </w:p>
         </w:tc>
@@ -485,7 +485,7 @@
                 <w:color w:val="2D3748"/>
                 <w:sz w:val="19"/>
               </w:rPr>
-              <w:t>\tan\theta = \left|\frac{2\sqrt{h^2 - ab}}{a + b}\right|, \quad \text{Perpendicular } \iff a + b = 0, \quad \text{Coincident } \iff h^2 = ab, \quad \frac{x^2 - y^2}{a - b} = \frac{xy}{h}</w:t>
+              <w:t>\tan\\theta = \frac{2\sqrt{h^2-ab}}{a+b}, \quad a + b = 0 \iff \text{Lines are perpendicular}, \quad h^2 = ab \iff \text{Lines are coincident}</w:t>
             </w:r>
           </w:p>
         </w:tc>
@@ -517,7 +517,7 @@
           <w:color w:val="2B6CB0"/>
           <w:sz w:val="24"/>
         </w:rPr>
-        <w:t>3.1 Distance, Slopes &amp; Forms of Straight Line (High Yield — 8 PYQs)</w:t>
+        <w:t>3.1 Forms of Straight Line &amp; Distance Formulas (High Yield — 8 PYQs)</w:t>
       </w:r>
     </w:p>
     <w:p>
@@ -532,7 +532,7 @@
         <w:rPr>
           <w:sz w:val="20"/>
         </w:rPr>
-        <w:t>Linear equations, distance formulas, family of lines L_1 + λ L_2 = 0, and coordinates of reflections (images) in lines.</w:t>
+        <w:t>Line equations: Slope-intercept y = mx + c; Intercept form (x / a) + (y / b) = 1. Angle between lines: tanθ = |(m_1 - m_2 / 1 + m_1 m_2)|. Lines are parallel if m_1 = m_2; perpendicular if m_1 m_2 = -1. Perpendicular distance from (x_1, y_1) to ax+by+c=0: d = \frac|a x_1 + b y_1 + c|√(a^2 + b^2). Distance between parallel lines: d = \frac|c_1 - c_2|√(a^2 + b^2).</w:t>
       </w:r>
     </w:p>
     <w:tbl>
@@ -570,7 +570,7 @@
                 <w:color w:val="2D3748"/>
                 <w:sz w:val="19"/>
               </w:rPr>
-              <w:t>For distance between parallel lines, ensure coefficients of x and y are MADE IDENTICAL before subtracting c_1 - c_2.</w:t>
+              <w:t>Before using the parallel lines distance formula d = \frac|c_1 - c_2|√(a^2 + b^2), ensure that the coefficients of x and y are made IDENTICAL in both equations!</w:t>
             </w:r>
           </w:p>
         </w:tc>
@@ -611,7 +611,7 @@
                 <w:color w:val="2D3748"/>
                 <w:sz w:val="19"/>
               </w:rPr>
-              <w:t>Image of point (x_1, y_1) in line ax + by + c = 0 is given by (x - x_1 / a) = (y - y_1 / b) = -2(ax_1 + by_1 + c / a^2 + b^2).</w:t>
+              <w:t>Line perpendicular to ax + by + c = 0 is simply bx - ay + k = 0.</w:t>
             </w:r>
           </w:p>
         </w:tc>
@@ -628,6 +628,33 @@
           <w:sz w:val="19"/>
         </w:rPr>
         <w:t>Source PYQs testing this concept:</w:t>
+      </w:r>
+    </w:p>
+    <w:p>
+      <w:pPr>
+        <w:pStyle w:val="ListBullet"/>
+        <w:spacing w:after="40"/>
+      </w:pPr>
+      <w:r>
+        <w:rPr>
+          <w:b/>
+          <w:sz w:val="18"/>
+        </w:rPr>
+        <w:t xml:space="preserve">[2026 Shift] Q#1 (MCQ): </w:t>
+      </w:r>
+      <w:r>
+        <w:rPr>
+          <w:sz w:val="18"/>
+        </w:rPr>
+        <w:t xml:space="preserve">"The line L_(2) passing through (3,-1) divides the line segment L_(1) joining the points (-1,2) and (3,6) in the ratio 1:3 intern..."  </w:t>
+      </w:r>
+      <w:r>
+        <w:rPr>
+          <w:b/>
+          <w:color w:val="2B6CB0"/>
+          <w:sz w:val="18"/>
+        </w:rPr>
+        <w:t>[Ans: N/A]</w:t>
       </w:r>
     </w:p>
     <w:p>
@@ -686,33 +713,6 @@
     </w:p>
     <w:p>
       <w:pPr>
-        <w:pStyle w:val="ListBullet"/>
-        <w:spacing w:after="40"/>
-      </w:pPr>
-      <w:r>
-        <w:rPr>
-          <w:b/>
-          <w:sz w:val="18"/>
-        </w:rPr>
-        <w:t xml:space="preserve">[2024 Shift] Q#4 (MCQ): </w:t>
-      </w:r>
-      <w:r>
-        <w:rPr>
-          <w:sz w:val="18"/>
-        </w:rPr>
-        <w:t xml:space="preserve">"The angle between the line x+y=3 and the line joining the points (1,1) and (-3,4) is..."  </w:t>
-      </w:r>
-      <w:r>
-        <w:rPr>
-          <w:b/>
-          <w:color w:val="2B6CB0"/>
-          <w:sz w:val="18"/>
-        </w:rPr>
-        <w:t>[Ans: N/A]</w:t>
-      </w:r>
-    </w:p>
-    <w:p>
-      <w:pPr>
         <w:spacing w:after="120"/>
       </w:pPr>
     </w:p>
@@ -725,7 +725,7 @@
           <w:color w:val="2B6CB0"/>
           <w:sz w:val="24"/>
         </w:rPr>
-        <w:t>3.2 Pair of Straight Lines &amp; Angle Bisectors (Moderate Yield — 5 PYQs)</w:t>
+        <w:t>3.2 Pair of Straight Lines Through Origin (Moderate Yield — 4 PYQs)</w:t>
       </w:r>
     </w:p>
     <w:p>
@@ -740,7 +740,7 @@
         <w:rPr>
           <w:sz w:val="20"/>
         </w:rPr>
-        <w:t>Joint equations of lines through origin, condition of perpendicularity (a + b = 0), and joint equation of angle bisectors.</w:t>
+        <w:t>Homogeneous equation of second degree ax^2 + 2hxy + by^2 = 0 represents two straight lines passing through origin. Angle between them: tanθ = \frac2√(h^2 - ab)a+b. Lines are perpendicular if a + b = 0 (coefficient of x^2 + coefficient of y^2 = 0). Lines are coincident (parallel) if h^2 = ab.</w:t>
       </w:r>
     </w:p>
     <w:tbl>
@@ -778,7 +778,7 @@
                 <w:color w:val="2D3748"/>
                 <w:sz w:val="19"/>
               </w:rPr>
-              <w:t>If a + b = 0, the lines represented by ax^2 + 2hxy + by^2 = 0 are mutually perpendicular regardless of value of h.</w:t>
+              <w:t>If h^2 &lt; ab, the equation represents imaginary lines intersecting at (0, 0).</w:t>
             </w:r>
           </w:p>
         </w:tc>
@@ -819,7 +819,7 @@
                 <w:color w:val="2D3748"/>
                 <w:sz w:val="19"/>
               </w:rPr>
-              <w:t>General second degree equation represents pair of lines if Δ = abc + 2fgh - af^2 - bg^2 - ch^2 = 0.</w:t>
+              <w:t>In KCET, if asked whether lines represented by ax^2 + 2hxy + by^2 = 0 are perpendicular, just check if a + b = 0 in 2 seconds!</w:t>
             </w:r>
           </w:p>
         </w:tc>
@@ -836,33 +836,6 @@
           <w:sz w:val="19"/>
         </w:rPr>
         <w:t>Source PYQs testing this concept:</w:t>
-      </w:r>
-    </w:p>
-    <w:p>
-      <w:pPr>
-        <w:pStyle w:val="ListBullet"/>
-        <w:spacing w:after="40"/>
-      </w:pPr>
-      <w:r>
-        <w:rPr>
-          <w:b/>
-          <w:sz w:val="18"/>
-        </w:rPr>
-        <w:t xml:space="preserve">[2026 Shift] Q#1 (MCQ): </w:t>
-      </w:r>
-      <w:r>
-        <w:rPr>
-          <w:sz w:val="18"/>
-        </w:rPr>
-        <w:t xml:space="preserve">"The line L_(2) passing through (3,-1) divides the line segment L_(1) joining the points (-1,2) and (3,6) in the ratio 1:3 intern..."  </w:t>
-      </w:r>
-      <w:r>
-        <w:rPr>
-          <w:b/>
-          <w:color w:val="2B6CB0"/>
-          <w:sz w:val="18"/>
-        </w:rPr>
-        <w:t>[Ans: N/A]</w:t>
       </w:r>
     </w:p>
     <w:p>
@@ -909,6 +882,33 @@
           <w:sz w:val="18"/>
         </w:rPr>
         <w:t xml:space="preserve">"If the straight line 2x-3y+17=0 is perpendicular to the line passing through the points (7,17) and (15,β) , then β equals..."  </w:t>
+      </w:r>
+      <w:r>
+        <w:rPr>
+          <w:b/>
+          <w:color w:val="2B6CB0"/>
+          <w:sz w:val="18"/>
+        </w:rPr>
+        <w:t>[Ans: N/A]</w:t>
+      </w:r>
+    </w:p>
+    <w:p>
+      <w:pPr>
+        <w:pStyle w:val="ListBullet"/>
+        <w:spacing w:after="40"/>
+      </w:pPr>
+      <w:r>
+        <w:rPr>
+          <w:b/>
+          <w:sz w:val="18"/>
+        </w:rPr>
+        <w:t xml:space="preserve">[2021 Shift] Q#4 (MCQ): </w:t>
+      </w:r>
+      <w:r>
+        <w:rPr>
+          <w:sz w:val="18"/>
+        </w:rPr>
+        <w:t xml:space="preserve">"The equation of straight line which passes through the point (acos^3θ,asin^3θ) and perpendicular to $xsec\theta+ycosec\theta..."  </w:t>
       </w:r>
       <w:r>
         <w:rPr>
@@ -1067,7 +1067,7 @@
           <w:color w:val="1A365D"/>
           <w:sz w:val="22"/>
         </w:rPr>
-        <w:t>Benchmark Problem 2: KCET 2025 (Q#2)</w:t>
+        <w:t>Benchmark Problem 2: KCET 2023 (Q#1)</w:t>
       </w:r>
     </w:p>
     <w:p>
@@ -1078,7 +1078,7 @@
         <w:rPr>
           <w:sz w:val="20"/>
         </w:rPr>
-        <w:t>The system of equations 4x+6y=5 and 8x+12y=10 has</w:t>
+        <w:t>A line passes through (2,2) and is perpendicular to the line 3x+y=3 . Its y -intercept is</w:t>
       </w:r>
     </w:p>
     <w:p>
@@ -1090,7 +1090,7 @@
         <w:rPr>
           <w:sz w:val="19"/>
         </w:rPr>
-        <w:t>(A) No solution</w:t>
+        <w:t>(A) (2 / 3)</w:t>
       </w:r>
     </w:p>
     <w:p>
@@ -1102,7 +1102,7 @@
         <w:rPr>
           <w:sz w:val="19"/>
         </w:rPr>
-        <w:t>(B) Infinitely many solutions</w:t>
+        <w:t>(B) 1</w:t>
       </w:r>
     </w:p>
     <w:p>
@@ -1114,7 +1114,7 @@
         <w:rPr>
           <w:sz w:val="19"/>
         </w:rPr>
-        <w:t>(C) unique solution</w:t>
+        <w:t>(C) (4 / 3)</w:t>
       </w:r>
     </w:p>
     <w:p>
@@ -1126,7 +1126,7 @@
         <w:rPr>
           <w:sz w:val="19"/>
         </w:rPr>
-        <w:t>(D) Only two solutions</w:t>
+        <w:t>(D) (1 / 3)</w:t>
       </w:r>
     </w:p>
     <w:tbl>
@@ -1167,7 +1167,7 @@
               </w:rPr>
               <w:t>Solution Analysis:</w:t>
               <w:br/>
-              <w:t>Notice that the second equation is just twice the first: First equation: 4x+6y=5 Multiply both sides by 2: 8x+12y=10 Since both equations represent the same line, there are infinitely many solutions. Answer: Option B.</w:t>
+              <w:t>Equation of the line passing through (2,2) and perpendicular to 3x+y=3 (x-2)-3(y-2)=0 ⇒ x-3y=-4 ∴ y intercept of this line is (4 / 3) .</w:t>
             </w:r>
           </w:p>
         </w:tc>
